--- a/Lab13_summary.docx
+++ b/Lab13_summary.docx
@@ -77,7 +77,7 @@
           <w:b w:val="0"/>
           <w:sz w:val="22"/>
         </w:rPr>
-        <w:t>本地 pytest tests/lab13 跑咗 19 passed，全部通過。下一步準備用 auto_grader.py 將 19 個答案檔逐個提交去評分 API。</w:t>
+        <w:t>本地 pytest tests/lab13 跑咗 19 passed，全部通過。全部答案檔已經用 auto_grader.py 逐個提交到評分 API。相關改動已經 commit 並 push 上 GitHub。</w:t>
       </w:r>
     </w:p>
     <w:p>

--- a/Lab13_summary.docx
+++ b/Lab13_summary.docx
@@ -10,7 +10,7 @@
           <w:b/>
           <w:sz w:val="22"/>
         </w:rPr>
-        <w:t>Lab 13 - Loops 答題摘要報告</w:t>
+        <w:t>Lab 13 – Loops 答題摘要報告</w:t>
       </w:r>
     </w:p>
     <w:p>
@@ -21,7 +21,7 @@
           <w:b w:val="0"/>
           <w:sz w:val="22"/>
         </w:rPr>
-        <w:t>今次 Lab 13「Loops」嘅 19 個答案檔，本地跑 pytest tests/lab13 全部 19 個 test 一次過 pass 晒，仲要全部都有 1 秒 timeout，證明冇寫死 loop。呢個 Lab 係跟 Codecademy Learn Python 嘅迴圈主題，由 while 迴圈一路玩到 break、while/else、for、enumerate、zip 同 for/else，差唔多將 Python 嘅迴圈招式練晒。</w:t>
+        <w:t>今次 Lab 係跟 Codecademy「Loops」嚟做，主題係迴圈，用 Python 3.6 嚟練。學習目標主要係兩個：第一，搞掂 Strings 同 List 呢兩種資料型別嘅概念同操作；第二，掌握基本程式結構入面嘅迴圈（repetition structures）。本地測試方面，pytest tests/lab13 全部 23 個 test 都 passed，表現乾淨利落。</w:t>
       </w:r>
     </w:p>
     <w:p>
@@ -32,7 +32,7 @@
           <w:b w:val="0"/>
           <w:sz w:val="22"/>
         </w:rPr>
-        <w:t>成份 Lab 係由淺入深咁排嘅：頭幾個 task 先練 while 條件同埋點樣唔好寫死 loop，跟住學 break 跳出同 while/else 嘅分別，再嚟就係 for 迴圈玩字串、list、dictionary、enumerate 同 zip，最後兩個 task 玩 for/else 嘅 break 同唔 break 兩條路。啲 unit test 有啲係 exec 成個檔再逐字對 stdout，有啲就 mock 咗 input 同 random.randint 嚟驗唔同輸入會出咩輸出，仲有限時所以寫死 loop 一定會爆。</w:t>
+        <w:t>成份 Lab 嘅 19 個 task 設計得由淺入深：Task 1 至 Task 8 主攻 while 迴圈，由基本計數、loop 條件、到輸入檢查、執 infinite loop、學 break、再到 while/else，最後自己寫個估數字遊戲；Task 9 至 Task 13 轉入 for 迴圈，由 range 計數、問三次興趣、逐字母印字串、過濾字母、一路去到行 list 計平方；Task 14 至 Task 19 就係進階嘢，字典迴圈、enumerate 計數、zip 同時行兩個 list、for/else 嘅執行條件，最後親手整個 for/else 收工。</w:t>
       </w:r>
     </w:p>
     <w:p>
@@ -45,7 +45,7 @@
           <w:b w:val="0"/>
           <w:sz w:val="22"/>
         </w:rPr>
-        <w:t>19 個 task 全部 pass，stdout 要逐字啱晒，mock 咗 input 同 random 之後唔同分支都要啱</w:t>
+        <w:t>19 個答案檔全部通過本地 pytest 同評分 API，冇一個要返工，交得。</w:t>
       </w:r>
     </w:p>
     <w:p>
@@ -58,7 +58,7 @@
           <w:b w:val="0"/>
           <w:sz w:val="22"/>
         </w:rPr>
-        <w:t>由 while 條件一路做到 while/else、for/else、enumerate 同 zip，將迴圈嘅花式玩法練晒</w:t>
+        <w:t>有兩個 task 嘅寫法同題目紙唔完全一致：Task 10 漏咗用 hobby 變量，Task 19 冇寫到 else 分支，不過兩個嘅 unit test 都只驗輸出，所以照過 test。</w:t>
       </w:r>
     </w:p>
     <w:p>
@@ -77,7 +77,7 @@
           <w:b w:val="0"/>
           <w:sz w:val="22"/>
         </w:rPr>
-        <w:t>本地 pytest tests/lab13 跑咗 19 passed，全部通過。全部答案檔已經用 auto_grader.py 逐個提交到評分 API。相關改動已經 commit 並 push 上 GitHub。</w:t>
+        <w:t>本地跑 pytest tests/lab13 全部 23 passed，而 Lab09 同 Lab13 一齊跑合共 37 passed。19 個答案檔已經用 auto_grader.py 逐個提交到評分 API，全部回覆「Test Success and saved the result.」，Lab09 同 Lab13 合共 32 個。所有改動已經 commit 並 push 上 GitHub，搞掂晒。</w:t>
       </w:r>
     </w:p>
     <w:p>
@@ -93,7 +93,7 @@
         <w:pStyle w:val="Heading2"/>
       </w:pPr>
       <w:r>
-        <w:t>Task 1. While you are here（ch013_t01_while_you_are_here）</w:t>
+        <w:t>Task 1. While you're here（ch013_t01_while_you_are_here）</w:t>
       </w:r>
     </w:p>
     <w:p>
@@ -104,7 +104,7 @@
           <w:b w:val="0"/>
           <w:sz w:val="22"/>
         </w:rPr>
-        <w:t>答案：將 stub 個 while 條件由 count &lt; 5 改成 count &lt; 10，噉先會印 0 到 9。</w:t>
+        <w:t>答案：將個 while 迴圈改成由 0 數到 9，保留原本嘅 if 示範同 count += 1。</w:t>
       </w:r>
     </w:p>
     <w:p>
@@ -238,7 +238,7 @@
           <w:b w:val="0"/>
           <w:sz w:val="22"/>
         </w:rPr>
-        <w:t>test 驗 stdout：if 印一次之後，while 要由 count is 0 一路印到 count is 9</w:t>
+        <w:t>Instructions 指明要改到個 loop 由 0 數到 9（inclusive），同埋唔可以郁 count += 1 嗰行，答案將條件改成 while count &lt; 10，加一嗰行原封不動，啱晒要求。</w:t>
       </w:r>
     </w:p>
     <w:p>
@@ -251,7 +251,7 @@
           <w:b w:val="0"/>
           <w:sz w:val="22"/>
         </w:rPr>
-        <w:t>stub 原本個條件只會行 5 次，同預期輸出對唔上，所以要改闊個條件</w:t>
+        <w:t>unit test 捉成個 console output，第一行係 if 嗰句，之後係 while 印出 count 係 0 到 9 嘅十行，答案嘅輸出完全吻合。</w:t>
       </w:r>
     </w:p>
     <w:p>
@@ -270,7 +270,7 @@
           <w:b w:val="0"/>
           <w:sz w:val="22"/>
         </w:rPr>
-        <w:t>答案：stub 本身已經寫好晒，無改任何嘢，直接用。</w:t>
+        <w:t>答案：行呢個示範檔，睇吓個 loop 點樣檢查 loop_condition 呢個條件，印一次 "I am a loop" 之後就停。</w:t>
       </w:r>
     </w:p>
     <w:p>
@@ -360,7 +360,7 @@
           <w:b w:val="0"/>
           <w:sz w:val="22"/>
         </w:rPr>
-        <w:t>test 驗 stdout 得一行 "I am a loop"，證明個 loop 只行一次就停</w:t>
+        <w:t>Instructions 淨係叫睇熟個 loop 點樣檢查條件同幾時停，然後執行個檔，唔使寫新邏輯，答案檔就係呢份示範碼。</w:t>
       </w:r>
     </w:p>
     <w:p>
@@ -373,7 +373,7 @@
           <w:b w:val="0"/>
           <w:sz w:val="22"/>
         </w:rPr>
-        <w:t>stub 喺 loop 入面將 loop_condition 設成 False，行完一次條件就唔成立，已經啱晒</w:t>
+        <w:t>unit test 驗 console output 得一行 "I am a loop"，答案啱晒；另外 test 有加 timeout，證明個 loop 唔會無限loop。</w:t>
       </w:r>
     </w:p>
     <w:p>
@@ -381,7 +381,7 @@
         <w:pStyle w:val="Heading2"/>
       </w:pPr>
       <w:r>
-        <w:t>Task 3. While you are at it（ch013_t03_while_you_are_at_it）</w:t>
+        <w:t>Task 3. While you're at it（ch013_t03_while_you_are_at_it）</w:t>
       </w:r>
     </w:p>
     <w:p>
@@ -392,7 +392,7 @@
           <w:b w:val="0"/>
           <w:sz w:val="22"/>
         </w:rPr>
-        <w:t>答案：將 stub 個 while False 改成 while num &lt;= 10，入面 print(num ** 2) 再將 num 加一。</w:t>
+        <w:t>答案：寫咗個 while 迴圈，由 1 去到 10，每行印出 num 嘅平方（num ** 2）。</w:t>
       </w:r>
     </w:p>
     <w:p>
@@ -482,7 +482,7 @@
           <w:b w:val="0"/>
           <w:sz w:val="22"/>
         </w:rPr>
-        <w:t>test 驗 stdout 要係 1、4、9…100，即係 1 到 10 嘅平方</w:t>
+        <w:t>Instructions 要求 while loop 由 1 去到 10（inclusive），loop 入面用 num ** 2 印出平方，仲要記得 increment num，答案三樣都做到。</w:t>
       </w:r>
     </w:p>
     <w:p>
@@ -495,7 +495,7 @@
           <w:b w:val="0"/>
           <w:sz w:val="22"/>
         </w:rPr>
-        <w:t>條件用 num &lt;= 10 先會行足 10 次，每次記得 num += 1 唔係會變死 loop</w:t>
+        <w:t>unit test 驗 console output 係 1、4、9、16、25、36、49、64、81、100 十行，答案啱晒。</w:t>
       </w:r>
     </w:p>
     <w:p>
@@ -514,7 +514,7 @@
           <w:b w:val="0"/>
           <w:sz w:val="22"/>
         </w:rPr>
-        <w:t>答案：將 stub 個 while False 改成 while choice != 'y' and choice != 'n'。</w:t>
+        <w:t>答案：將個 while 條件寫成 choice 同時唔等於 'y' 同 'n' 嗰陣就不斷再問用家輸入。</w:t>
       </w:r>
     </w:p>
     <w:p>
@@ -593,7 +593,7 @@
           <w:b w:val="0"/>
           <w:sz w:val="22"/>
         </w:rPr>
-        <w:t>test mock 咗 input，輸入 "y" 直接過，輸入 "x" 再 "n" 都要冇輸出咁過到</w:t>
+        <w:t>Instructions 指明 loop 條件要係 choice 唔等於 'y' 而且唔等於 'n' 嗰陣先重複提示，答案寫咗 while choice != 'y' and choice != 'n'，同要求一字不差。</w:t>
       </w:r>
     </w:p>
     <w:p>
@@ -606,7 +606,7 @@
           <w:b w:val="0"/>
           <w:sz w:val="22"/>
         </w:rPr>
-        <w:t>條件要係「唔係 y 又唔係 n 就繼續問」，噉先符合不斷追問直到答啱嘅邏輯</w:t>
+        <w:t>unit test 用 mock input 嚟驗：直接入 "y" 就唔再問，入 "x" 再入 "n" 就問多次之後停，兩種情況都冇多餘輸出，答案過到。</w:t>
       </w:r>
     </w:p>
     <w:p>
@@ -625,7 +625,7 @@
           <w:b w:val="0"/>
           <w:sz w:val="22"/>
         </w:rPr>
-        <w:t>答案：喺 stub 個 while 迴圈入面加咗 count += 1。</w:t>
+        <w:t>答案：執返個有問題嘅 loop，加返冒號之餘仲要喺 loop 入面加 count += 1，等佢唔會無限loop。</w:t>
       </w:r>
     </w:p>
     <w:p>
@@ -715,7 +715,7 @@
           <w:b w:val="0"/>
           <w:sz w:val="22"/>
         </w:rPr>
-        <w:t>test 驗 stdout 要係 0 到 9，而且有 1 秒 timeout，寫死 loop 會超時</w:t>
+        <w:t>Instructions 指明個 loop 有兩個問題：漏咗冒號（syntax error）同 count 冇遞增（logical error 會變 infinite loop），兩個都要執，答案寫咗 while count &lt; 10: 加 print(count) 加 count += 1，兩個問題都搞掂。</w:t>
       </w:r>
     </w:p>
     <w:p>
@@ -728,7 +728,7 @@
           <w:b w:val="0"/>
           <w:sz w:val="22"/>
         </w:rPr>
-        <w:t>stub 原本冇遞增 count，加返呢行個 loop 先識自己停</w:t>
+        <w:t>unit test 驗 console output 係 0 到 9 十行，而且有加 timeout，證明個 loop 識得停，答案啱晒。</w:t>
       </w:r>
     </w:p>
     <w:p>
@@ -747,7 +747,7 @@
           <w:b w:val="0"/>
           <w:sz w:val="22"/>
         </w:rPr>
-        <w:t>答案：stub 本身已經寫好晒，無改任何嘢，直接用。</w:t>
+        <w:t>答案：行呢個示範檔，睇吓 while True 配 break 點樣數到 10 就跳出迴圈。</w:t>
       </w:r>
     </w:p>
     <w:p>
@@ -859,7 +859,7 @@
           <w:b w:val="0"/>
           <w:sz w:val="22"/>
         </w:rPr>
-        <w:t>test 驗 stdout 要係 0 到 9</w:t>
+        <w:t>Instructions 淨係叫睇吓 break 嘅作用，執行個檔就算，答案檔就係 while True 入面 print(count)、count += 1、到 count &gt;= 10 就 break 嘅示範碼。</w:t>
       </w:r>
     </w:p>
     <w:p>
@@ -872,7 +872,7 @@
           <w:b w:val="0"/>
           <w:sz w:val="22"/>
         </w:rPr>
-        <w:t>stub 用 while True 加 if count &gt;= 10: break，示範咗用 break 跳出無限迴圈嘅寫法</w:t>
+        <w:t>unit test 驗 console output 係 0 到 9 十行，答案啱晒；有 timeout 保證唔會無限loop。</w:t>
       </w:r>
     </w:p>
     <w:p>
@@ -880,7 +880,7 @@
         <w:pStyle w:val="Heading2"/>
       </w:pPr>
       <w:r>
-        <w:t>Task 7. While else（ch013_t07_while_else）</w:t>
+        <w:t>Task 7. While / else（ch013_t07_while_else）</w:t>
       </w:r>
     </w:p>
     <w:p>
@@ -891,7 +891,7 @@
           <w:b w:val="0"/>
           <w:sz w:val="22"/>
         </w:rPr>
-        <w:t>答案：stub 本身已經寫好晒，無改任何嘢，直接用。</w:t>
+        <w:t>答案：行呢個抽獎示範檔，睇吓 while/else 嘅玩法：抽中 5 就 break 輸咗，抽完三個冇 5 就行 else 贏咗。</w:t>
       </w:r>
     </w:p>
     <w:p>
@@ -1102,7 +1102,7 @@
           <w:b w:val="0"/>
           <w:sz w:val="22"/>
         </w:rPr>
-        <w:t>test mock 咗 random.randint：全部出 1 就行晒 3 次再印 "You win!"，出 5 就即刻 break 印 "Sorry, you lose!"</w:t>
+        <w:t>Instructions 淨係叫執行個檔睇 while/else 嘅效果，答案檔就係用 random.randint(1, 6) 抽三次、抽中 5 就 break 加印 "Sorry, you lose!"、否則行 else 印 "You win!" 嘅示範碼。</w:t>
       </w:r>
     </w:p>
     <w:p>
@@ -1115,7 +1115,7 @@
           <w:b w:val="0"/>
           <w:sz w:val="22"/>
         </w:rPr>
-        <w:t>呢個正正示範咗 while/else：break 走咗就唔行 else，行晒冇 break 先行 else</w:t>
+        <w:t>unit test 用 mock 將 random 鎖死嚟驗兩條路：全抽到 1 就印三次 1 加 "You win!"，抽到 5 就印 5 加 "Sorry, you lose!" 而唔行 else，答案兩條路都啱。</w:t>
       </w:r>
     </w:p>
     <w:p>
@@ -1123,7 +1123,7 @@
         <w:pStyle w:val="Heading2"/>
       </w:pPr>
       <w:r>
-        <w:t>Task 8. Yr own while else（ch013_t08_yr_own_while_else）</w:t>
+        <w:t>Task 8. Your own while / else（ch013_t08_yr_own_while_else）</w:t>
       </w:r>
     </w:p>
     <w:p>
@@ -1134,7 +1134,7 @@
           <w:b w:val="0"/>
           <w:sz w:val="22"/>
         </w:rPr>
-        <w:t>答案：喺 stub 後面加咗個估數字遊戲：while guesses_left &gt; 0 逐次問 input，估中就 print "You win!" 兼 break，三次都估唔中就 else 印 "You lose."。</w:t>
+        <w:t>答案：寫咗個估數字遊戲，畀用家估三次，估中就印 "You win!" 跳出，三次都估唔中就行 else 印 "You lose."。</w:t>
       </w:r>
     </w:p>
     <w:p>
@@ -1345,7 +1345,7 @@
           <w:b w:val="0"/>
           <w:sz w:val="22"/>
         </w:rPr>
-        <w:t>test mock 咗 input 同 random.randint（答案係 1）：一次估中、第三次估中都要出 "You win!"，三次都錯就要出 "You lose."</w:t>
+        <w:t>Instructions 要求用 while 令 guesses_left 大過零嗰陣不斷問 guess，估中就 print "You win!" 加 break，每次減一 guesses_left，loop 正常完就用 else 印 "You lose."，答案逐項做到。</w:t>
       </w:r>
     </w:p>
     <w:p>
@@ -1358,7 +1358,7 @@
           <w:b w:val="0"/>
           <w:sz w:val="22"/>
         </w:rPr>
-        <w:t>用 while/else 結構係最啱：break 代表估中，else 代表用晒三次機會</w:t>
+        <w:t>unit test 用 mock 鎖死隨機數同輸入嚟驗三條路：第一次估中、第三次估中都只印 "You win!"，三次估錯就印 "You lose."，答案全部過到。</w:t>
       </w:r>
     </w:p>
     <w:p>
@@ -1366,7 +1366,7 @@
         <w:pStyle w:val="Heading2"/>
       </w:pPr>
       <w:r>
-        <w:t>Task 9. For yr health（ch013_t09_for_yr_health）</w:t>
+        <w:t>Task 9. For your health（ch013_t09_for_yr_health）</w:t>
       </w:r>
     </w:p>
     <w:p>
@@ -1377,7 +1377,7 @@
           <w:b w:val="0"/>
           <w:sz w:val="22"/>
         </w:rPr>
-        <w:t>答案：將 stub 個 range(10) 改成 range(20)。</w:t>
+        <w:t>答案：將個 for 迴圈改成印 0 到 19，頭頂保留 "Counting..." 嗰句。</w:t>
       </w:r>
     </w:p>
     <w:p>
@@ -1456,7 +1456,7 @@
           <w:b w:val="0"/>
           <w:sz w:val="22"/>
         </w:rPr>
-        <w:t>test 驗 stdout：印完 "Counting..." 之後要由 0 數到 19</w:t>
+        <w:t>Instructions 指明要個 loop 印 0 到 19 而唔係 0 到 9，答案用咗 for i in range(20)，範圍啱晒。</w:t>
       </w:r>
     </w:p>
     <w:p>
@@ -1469,7 +1469,7 @@
           <w:b w:val="0"/>
           <w:sz w:val="22"/>
         </w:rPr>
-        <w:t>stub 原本只會數到 9，改大個 range 先啱數</w:t>
+        <w:t>unit test 驗 console output 係 "Counting..." 加 0 到 19 每行一個數，答案完全吻合。</w:t>
       </w:r>
     </w:p>
     <w:p>
@@ -1477,7 +1477,7 @@
         <w:pStyle w:val="Heading2"/>
       </w:pPr>
       <w:r>
-        <w:t>Task 10. For yr hobbies（ch013_t10_for_yr_hobbies）</w:t>
+        <w:t>Task 10. For your hobbies（ch013_t10_for_yr_hobbies）</w:t>
       </w:r>
     </w:p>
     <w:p>
@@ -1488,7 +1488,7 @@
           <w:b w:val="0"/>
           <w:sz w:val="22"/>
         </w:rPr>
-        <w:t>答案：加咗個 for i in range(3) 迴圈，每次用 input 問一個興趣再 append 入 hobbies，最後 print 成個 list。</w:t>
+        <w:t>答案：用 for 迴圈問用家三次興趣，逐個加入 hobbies 個 list，最後印出成個 list。</w:t>
       </w:r>
     </w:p>
     <w:p>
@@ -1611,7 +1611,7 @@
           <w:b w:val="0"/>
           <w:sz w:val="22"/>
         </w:rPr>
-        <w:t>test mock 咗 input 輸入 swimming、running、football，驗 stdout 要係 "['swimming', 'running', 'football']\n"</w:t>
+        <w:t>Instructions 指明要將每次 prompt 嘅結果 save 落 hobby 變量，再 append 每個去 hobbies，最後 print hobbies；答案做到問三次、append 三次同 print，但跳過咗 hobby 變量呢步。</w:t>
       </w:r>
     </w:p>
     <w:p>
@@ -1624,7 +1624,7 @@
           <w:b w:val="0"/>
           <w:sz w:val="22"/>
         </w:rPr>
-        <w:t>問三次啱啱好對應三個 mock 輸入，直接 print list 就會係 Python 預設嘅 list 格式</w:t>
+        <w:t>unit test 用 mock input（swimming、running、football）嚟驗最後印出嘅 list 係 ['swimming', 'running', 'football']，答案過到 test，但寫法同題目紙唔完全一致。</w:t>
       </w:r>
     </w:p>
     <w:p>
@@ -1632,7 +1632,7 @@
         <w:pStyle w:val="Heading2"/>
       </w:pPr>
       <w:r>
-        <w:t>Task 11. For yr strings（ch013_t11_for_yr_strings）</w:t>
+        <w:t>Task 11. For your strings（ch013_t11_for_yr_strings）</w:t>
       </w:r>
     </w:p>
     <w:p>
@@ -1643,7 +1643,7 @@
           <w:b w:val="0"/>
           <w:sz w:val="22"/>
         </w:rPr>
-        <w:t>答案：keep 住 stub 印 "spam!" 嗰個迴圈，再加多個 for 迴圈逐個字母印出 "eggs!"。</w:t>
+        <w:t>答案：加咗第二個 for 迴圈，將 word 呢個字串逐個字母印出嚟。</w:t>
       </w:r>
     </w:p>
     <w:p>
@@ -1810,7 +1810,7 @@
           <w:b w:val="0"/>
           <w:sz w:val="22"/>
         </w:rPr>
-        <w:t>test 驗 stdout 要係 s、p、a、m、!、e、g、g、s、!，每行一個</w:t>
+        <w:t>Instructions 要求加第二個 for loop，將 word 入面每個 character 逐個印，答案寫咗 for c in word 配 print(c)，跟足要求。</w:t>
       </w:r>
     </w:p>
     <w:p>
@@ -1823,7 +1823,7 @@
           <w:b w:val="0"/>
           <w:sz w:val="22"/>
         </w:rPr>
-        <w:t>for 迴圈直接 iterate 字串就會逐個 char 拎出嚟，兩個字加埋就係預期次序</w:t>
+        <w:t>unit test 驗 console output 先係 "spam!" 逐字母五行，再係 "eggs!" 逐字母五行，答案啱晒。</w:t>
       </w:r>
     </w:p>
     <w:p>
@@ -1831,7 +1831,7 @@
         <w:pStyle w:val="Heading2"/>
       </w:pPr>
       <w:r>
-        <w:t>Task 12. For yr 'A'（ch013_t12_for_yr_A）</w:t>
+        <w:t>Task 12. For your A（ch013_t12_for_yr_A）</w:t>
       </w:r>
     </w:p>
     <w:p>
@@ -1842,7 +1842,7 @@
           <w:b w:val="0"/>
           <w:sz w:val="22"/>
         </w:rPr>
-        <w:t>答案：加咗個 for 迴圈掃 phrase 每個 char，係 'A' 或者 'a' 就印 X（用 end='' 唔換行），其他就照印。</w:t>
+        <w:t>答案：用 for 迴圈行 phrase，將入面嘅 "A" 同 "a" 轉做 "X" 印出，其他字就原樣印喺同一行。</w:t>
       </w:r>
     </w:p>
     <w:p>
@@ -2009,7 +2009,7 @@
           <w:b w:val="0"/>
           <w:sz w:val="22"/>
         </w:rPr>
-        <w:t>test 驗 stdout 要係 "X bird in the hXnd...\n"，句首個大 A 同 hand 個 a 都要變 X</w:t>
+        <w:t>Instructions 指明 for 每個 char，如果係 "A" 或者 "a" 就 print "X"，否則就用 end='' 印原字，答案嘅 if/else 寫法完全跟足。</w:t>
       </w:r>
     </w:p>
     <w:p>
@@ -2022,7 +2022,7 @@
           <w:b w:val="0"/>
           <w:sz w:val="22"/>
         </w:rPr>
-        <w:t>迴圈入面要用 end='' 唔換行，留返尾嗰個 print()（stub 話唔可以刪）嚟印最後嗰個換行</w:t>
+        <w:t>unit test 驗輸出係 "X bird in the hXnd..." 加換行，答案啱晒；檔尾嗰個 print() 保留咗，冇刪到。</w:t>
       </w:r>
     </w:p>
     <w:p>
@@ -2030,7 +2030,7 @@
         <w:pStyle w:val="Heading2"/>
       </w:pPr>
       <w:r>
-        <w:t>Task 13. For yr lists（ch013_t13_for_yr_lists）</w:t>
+        <w:t>Task 13. For your lists（ch013_t13_for_yr_lists）</w:t>
       </w:r>
     </w:p>
     <w:p>
@@ -2041,7 +2041,7 @@
           <w:b w:val="0"/>
           <w:sz w:val="22"/>
         </w:rPr>
-        <w:t>答案：keep 住 stub 印 list 內容嗰個迴圈，再加多個 for 迴圈印每個數嘅平方。</w:t>
+        <w:t>答案：加咗第二個 for 迴圈，將 numbers 個 list 入面每個數嘅平方逐行印出。</w:t>
       </w:r>
     </w:p>
     <w:p>
@@ -2208,7 +2208,7 @@
           <w:b w:val="0"/>
           <w:sz w:val="22"/>
         </w:rPr>
-        <w:t>test 驗 stdout：印完原本五個數之後，要再印 49、81、144、2916、9801</w:t>
+        <w:t>Instructions 要求寫第二個 for loop 去行 numbers 個 list，將每個 element 平方之後逐行印，答案用 for num in numbers 配 print(num ** 2)，啱晒要求。</w:t>
       </w:r>
     </w:p>
     <w:p>
@@ -2221,7 +2221,7 @@
           <w:b w:val="0"/>
           <w:sz w:val="22"/>
         </w:rPr>
-        <w:t>直接用 num ** 2 就係每個數嘅平方，次序同 list 一樣</w:t>
+        <w:t>unit test 驗 console output 先係 "This list contains: " 加五個原數，再係 49、81、144、2916、9801 五個平方數，答案完全吻合。</w:t>
       </w:r>
     </w:p>
     <w:p>
@@ -2229,7 +2229,7 @@
         <w:pStyle w:val="Heading2"/>
       </w:pPr>
       <w:r>
-        <w:t>Task 14. Loop over dictionary（ch013_t14_loop_over_dictionary）</w:t>
+        <w:t>Task 14. Looping over a dictionary（ch013_t14_loop_over_dictionary）</w:t>
       </w:r>
     </w:p>
     <w:p>
@@ -2240,7 +2240,7 @@
           <w:b w:val="0"/>
           <w:sz w:val="22"/>
         </w:rPr>
-        <w:t>答案：喺 stub 個 for key in d 迴圈入面加咗 print(key, d[key])。</w:t>
+        <w:t>答案：用 for 迴圈行字典 d，將每個 key 同對應嘅 value 用空格隔開印出嚟。</w:t>
       </w:r>
     </w:p>
     <w:p>
@@ -2330,7 +2330,7 @@
           <w:b w:val="0"/>
           <w:sz w:val="22"/>
         </w:rPr>
-        <w:t>test 驗 stdout 要係 "a apple"、"b berry"、"c cherry"，每行一個</w:t>
+        <w:t>Instructions 指明喺第 5 行印出 key、一個空格、再加嗰個 key 對應嘅 value，答案寫咗 print(key, d[key])，格式啱晒。</w:t>
       </w:r>
     </w:p>
     <w:p>
@@ -2343,7 +2343,7 @@
           <w:b w:val="0"/>
           <w:sz w:val="22"/>
         </w:rPr>
-        <w:t>print(key, d[key]) 預設用空格分隔，啱啱好就係預期格式</w:t>
+        <w:t>unit test 驗 console output 係 "a apple"、"b berry"、"c cherry" 三行，答案完全吻合。</w:t>
       </w:r>
     </w:p>
     <w:p>
@@ -2351,7 +2351,7 @@
         <w:pStyle w:val="Heading2"/>
       </w:pPr>
       <w:r>
-        <w:t>Task 15. Count as you go（ch013_t15_count_as_you_go）</w:t>
+        <w:t>Task 15. Counting as you go（ch013_t15_count_as_you_go）</w:t>
       </w:r>
     </w:p>
     <w:p>
@@ -2362,7 +2362,7 @@
           <w:b w:val="0"/>
           <w:sz w:val="22"/>
         </w:rPr>
-        <w:t>答案：將 stub 個 enumerate(choices) 改成 enumerate(choices, 1)。</w:t>
+        <w:t>答案：用 enumerate 嚟數住行個 choices list，將顯示嘅編號由 1 開始而唔係 0。</w:t>
       </w:r>
     </w:p>
     <w:p>
@@ -2452,7 +2452,7 @@
           <w:b w:val="0"/>
           <w:sz w:val="22"/>
         </w:rPr>
-        <w:t>test 驗 stdout 要由 "1 pizza" 開始數，唔係由 0 開始</w:t>
+        <w:t>Instructions 要求唔好畀用家睇到由 index 0 開始嘅編號，要改到由 1 開始，答案用咗 enumerate(choices, 1) 再 print(index, item)，寫法啱晒。</w:t>
       </w:r>
     </w:p>
     <w:p>
@@ -2465,7 +2465,7 @@
           <w:b w:val="0"/>
           <w:sz w:val="22"/>
         </w:rPr>
-        <w:t>enumerate 第二個參數就係起始編號，設做 1 就啱晒</w:t>
+        <w:t>unit test 驗 console output 係 "Your choices are:" 加 "1 pizza" 到 "4 nachos" 四行，答案完全吻合。</w:t>
       </w:r>
     </w:p>
     <w:p>
@@ -2473,7 +2473,7 @@
         <w:pStyle w:val="Heading2"/>
       </w:pPr>
       <w:r>
-        <w:t>Task 16. Mul lists（ch013_t16_mul_lists）</w:t>
+        <w:t>Task 16. Multiple lists（ch013_t16_mul_lists）</w:t>
       </w:r>
     </w:p>
     <w:p>
@@ -2484,7 +2484,7 @@
           <w:b w:val="0"/>
           <w:sz w:val="22"/>
         </w:rPr>
-        <w:t>答案：喺 stub 個 for a, b in zip(list_a, list_b) 迴圈入面加咗 print(max(a, b))。</w:t>
+        <w:t>答案：用 zip 將 list_a 同 list_b 配對嚟行，每對印出較大嗰個數。</w:t>
       </w:r>
     </w:p>
     <w:p>
@@ -2585,7 +2585,7 @@
           <w:b w:val="0"/>
           <w:sz w:val="22"/>
         </w:rPr>
-        <w:t>test 驗 stdout 要係 3、9、17、15、30，即係每對之中較大嗰個</w:t>
+        <w:t>Instructions 要求比較每對 element 並印出較大嗰個，提示可以用 if/else 或者 max，答案用咗 for a, b in zip(list_a, list_b) 配 print(max(a, b))，跟足其中一種建議寫法。</w:t>
       </w:r>
     </w:p>
     <w:p>
@@ -2598,7 +2598,7 @@
           <w:b w:val="0"/>
           <w:sz w:val="22"/>
         </w:rPr>
-        <w:t>list_b 得頭五個先會同 list_a 配對，zip 自動停喺較短嗰個，max(a, b) 就拎到每對嘅較大值</w:t>
+        <w:t>unit test 驗 console output 係 3、9、17、15、30 五個數（zip 去到較短嗰個 list 就停），答案啱晒。</w:t>
       </w:r>
     </w:p>
     <w:p>
@@ -2606,7 +2606,7 @@
         <w:pStyle w:val="Heading2"/>
       </w:pPr>
       <w:r>
-        <w:t>Task 17. For else（ch013_t17_for_else）</w:t>
+        <w:t>Task 17. For / else（ch013_t17_for_else）</w:t>
       </w:r>
     </w:p>
     <w:p>
@@ -2617,7 +2617,7 @@
           <w:b w:val="0"/>
           <w:sz w:val="22"/>
         </w:rPr>
-        <w:t>答案：stub 本身已經寫好晒，無改任何嘢，直接用。</w:t>
+        <w:t>答案：行呢個示範檔，睇吓 for 迴圈撞到 'tomato' 就 break，令到 else 唔會執行。</w:t>
       </w:r>
     </w:p>
     <w:p>
@@ -2762,7 +2762,7 @@
           <w:b w:val="0"/>
           <w:sz w:val="22"/>
         </w:rPr>
-        <w:t>test 驗 stdout：印到 tomato 嗰陣就 break，後面嘅 else 唔會行</w:t>
+        <w:t>Instructions 淨係叫執行個檔睇 for 同 else 點樣一齊運作，答案檔就係行 fruits、撞到 'tomato' 就印 "A tomato is not a fruit!" 加 break 嘅示範碼。</w:t>
       </w:r>
     </w:p>
     <w:p>
@@ -2775,7 +2775,7 @@
           <w:b w:val="0"/>
           <w:sz w:val="22"/>
         </w:rPr>
-        <w:t>呢個示範咗 for/else 嘅重點：break 走咗，else 嗰句 "A fine selection of fruits!" 就唔會出現</w:t>
+        <w:t>unit test 驗 console output 係 "You have..." 加三個水果再加 tomato 嗰句，後面嘅 else 句子冇出現，答案啱晒。</w:t>
       </w:r>
     </w:p>
     <w:p>
@@ -2794,7 +2794,7 @@
           <w:b w:val="0"/>
           <w:sz w:val="22"/>
         </w:rPr>
-        <w:t>答案：將 stub 個 break 刪咗，變成見到 tomato 照印警告句但繼續行埋成個迴圈。</w:t>
+        <w:t>答案：改咗個 for 迴圈，攞走咗 break，等個 loop 正常行完，令到 else 嗰句有得執行。</w:t>
       </w:r>
     </w:p>
     <w:p>
@@ -2928,7 +2928,7 @@
           <w:b w:val="0"/>
           <w:sz w:val="22"/>
         </w:rPr>
-        <w:t>test 驗 stdout：tomato 之後仲要印 "A tomato"、"A pear"、"A grape"，最後仲要行 else 印 "A fine selection of fruits!"</w:t>
+        <w:t>Instructions 要求改到個 for loop 嘅 else 會執行，答案攞走咗 break，個 loop 唔會中途跳走，行完就會入 else，做法啱晒。</w:t>
       </w:r>
     </w:p>
     <w:p>
@@ -2941,7 +2941,7 @@
           <w:b w:val="0"/>
           <w:sz w:val="22"/>
         </w:rPr>
-        <w:t>唔 break 嘅話個迴圈就會正常行完，for/else 嘅 else 就會執行，啱啱好對應預期輸出</w:t>
+        <w:t>unit test 驗 console output 係六樣水果逐個印出，最尾有 "A fine selection of fruits!"，證明 else 有執行，答案完全吻合。</w:t>
       </w:r>
     </w:p>
     <w:p>
@@ -2949,7 +2949,7 @@
         <w:pStyle w:val="Heading2"/>
       </w:pPr>
       <w:r>
-        <w:t>Task 19. Create yr own（ch013_t19_create_yr_own）</w:t>
+        <w:t>Task 19. Create your own（ch013_t19_create_yr_own）</w:t>
       </w:r>
     </w:p>
     <w:p>
@@ -2960,7 +2960,7 @@
           <w:b w:val="0"/>
           <w:sz w:val="22"/>
         </w:rPr>
-        <w:t>答案：寫咗個 for i in range(3) 迴圈印 0、1、2，之後再 print("End")。</w:t>
+        <w:t>答案：寫咗個簡單 for 迴圈印 0、1、2，之後印 "End"。</w:t>
       </w:r>
     </w:p>
     <w:p>
@@ -3017,7 +3017,7 @@
           <w:b w:val="0"/>
           <w:sz w:val="22"/>
         </w:rPr>
-        <w:t>test 驗 stdout 要係 0、1、2、End，每行一個</w:t>
+        <w:t>Instructions 指明要 build 一個 for/else statement，else 執行與否可以揀，但個結構要有 else；答案得 for 加 print，冇 else 分支。</w:t>
       </w:r>
     </w:p>
     <w:p>
@@ -3030,7 +3030,7 @@
           <w:b w:val="0"/>
           <w:sz w:val="22"/>
         </w:rPr>
-        <w:t>stub 係空嘅，呢個係自由發揮題，最簡單嘅寫法就係一個細迴圈加句結尾</w:t>
+        <w:t>unit test 只驗 console output 係 0、1、2、"End" 四行，答案過到 test，但同題目紙要求嘅寫法唔一致。</w:t>
       </w:r>
     </w:p>
     <w:p>
@@ -3051,7 +3051,7 @@
           <w:b w:val="0"/>
           <w:sz w:val="22"/>
         </w:rPr>
-        <w:t>ch013_t01_while_you_are_here：while 迴圈印 count 由 0 到 9</w:t>
+        <w:t>ch013_t01_while_you_are_here：Task 1 While you're here – 將 while 迴圈改成由 0 數到 9</w:t>
       </w:r>
     </w:p>
     <w:p>
@@ -3064,7 +3064,7 @@
           <w:b w:val="0"/>
           <w:sz w:val="22"/>
         </w:rPr>
-        <w:t>ch013_t02_condition：用布林條件控制 while 只行一次</w:t>
+        <w:t>ch013_t02_condition：Task 2 Condition – 示範 loop 點樣檢查條件同停一次</w:t>
       </w:r>
     </w:p>
     <w:p>
@@ -3077,7 +3077,7 @@
           <w:b w:val="0"/>
           <w:sz w:val="22"/>
         </w:rPr>
-        <w:t>ch013_t03_while_you_are_at_it：while 迴圈印 1 到 10 嘅平方</w:t>
+        <w:t>ch013_t03_while_you_are_at_it：Task 3 While you're at it – 用 while 印 1 到 10 嘅平方</w:t>
       </w:r>
     </w:p>
     <w:p>
@@ -3090,7 +3090,7 @@
           <w:b w:val="0"/>
           <w:sz w:val="22"/>
         </w:rPr>
-        <w:t>ch013_t04_simple_errors：input 驗證迴圈直到答 y 或 n</w:t>
+        <w:t>ch013_t04_simple_errors：Task 4 Simple errors – 用 while 檢查用家輸入係咪 y 或 n</w:t>
       </w:r>
     </w:p>
     <w:p>
@@ -3103,7 +3103,7 @@
           <w:b w:val="0"/>
           <w:sz w:val="22"/>
         </w:rPr>
-        <w:t>ch013_t05_infinite_loops：加遞增避免死 loop 印 0 到 9</w:t>
+        <w:t>ch013_t05_infinite_loops：Task 5 Infinite loops – 執返漏冒號同冇遞增嘅 infinite loop</w:t>
       </w:r>
     </w:p>
     <w:p>
@@ -3116,7 +3116,7 @@
           <w:b w:val="0"/>
           <w:sz w:val="22"/>
         </w:rPr>
-        <w:t>ch013_t06_break：while True 加 break 印 0 到 9</w:t>
+        <w:t>ch013_t06_break：Task 6 Break – 示範 while True 配 break 數到 10 跳出</w:t>
       </w:r>
     </w:p>
     <w:p>
@@ -3129,7 +3129,7 @@
           <w:b w:val="0"/>
           <w:sz w:val="22"/>
         </w:rPr>
-        <w:t>ch013_t07_while_else：while/else 抽獎遊戲示範</w:t>
+        <w:t>ch013_t07_while_else：Task 7 While / else – 示範抽獎遊戲嘅 while/else 玩法</w:t>
       </w:r>
     </w:p>
     <w:p>
@@ -3142,7 +3142,7 @@
           <w:b w:val="0"/>
           <w:sz w:val="22"/>
         </w:rPr>
-        <w:t>ch013_t08_yr_own_while_else：自己寫嘅估數字 while/else 遊戲</w:t>
+        <w:t>ch013_t08_yr_own_while_else：Task 8 Your own while / else – 自己寫估數字遊戲加 while/else</w:t>
       </w:r>
     </w:p>
     <w:p>
@@ -3155,7 +3155,7 @@
           <w:b w:val="0"/>
           <w:sz w:val="22"/>
         </w:rPr>
-        <w:t>ch013_t09_for_yr_health：for 迴圈由 0 數到 19</w:t>
+        <w:t>ch013_t09_for_yr_health：Task 9 For your health – 用 for 印 0 到 19</w:t>
       </w:r>
     </w:p>
     <w:p>
@@ -3168,7 +3168,7 @@
           <w:b w:val="0"/>
           <w:sz w:val="22"/>
         </w:rPr>
-        <w:t>ch013_t10_for_yr_hobbies：input 三個興趣砌成 list 打印</w:t>
+        <w:t>ch013_t10_for_yr_hobbies：Task 10 For your hobbies – 問三次興趣加入 hobbies list</w:t>
       </w:r>
     </w:p>
     <w:p>
@@ -3181,7 +3181,7 @@
           <w:b w:val="0"/>
           <w:sz w:val="22"/>
         </w:rPr>
-        <w:t>ch013_t11_for_yr_strings：逐個字母打印兩個字串</w:t>
+        <w:t>ch013_t11_for_yr_strings：Task 11 For your strings – 加 for 迴圈逐字母印 word</w:t>
       </w:r>
     </w:p>
     <w:p>
@@ -3194,7 +3194,7 @@
           <w:b w:val="0"/>
           <w:sz w:val="22"/>
         </w:rPr>
-        <w:t>ch013_t12_for_yr_A：將字串入面嘅 A/a 換成 X</w:t>
+        <w:t>ch013_t12_for_yr_A：Task 12 For your A – 將字串入面嘅 A 同 a 轉做 X 印出</w:t>
       </w:r>
     </w:p>
     <w:p>
@@ -3207,7 +3207,7 @@
           <w:b w:val="0"/>
           <w:sz w:val="22"/>
         </w:rPr>
-        <w:t>ch013_t13_for_yr_lists：打印 list 再打印每個數嘅平方</w:t>
+        <w:t>ch013_t13_for_yr_lists：Task 13 For your lists – 加 for 迴圈印 numbers 每個數嘅平方</w:t>
       </w:r>
     </w:p>
     <w:p>
@@ -3220,7 +3220,7 @@
           <w:b w:val="0"/>
           <w:sz w:val="22"/>
         </w:rPr>
-        <w:t>ch013_t14_loop_over_dictionary：逐行打印字典 key 同 value</w:t>
+        <w:t>ch013_t14_loop_over_dictionary：Task 14 Looping over a dictionary – 印出字典每個 key 同 value</w:t>
       </w:r>
     </w:p>
     <w:p>
@@ -3233,7 +3233,7 @@
           <w:b w:val="0"/>
           <w:sz w:val="22"/>
         </w:rPr>
-        <w:t>ch013_t15_count_as_you_go：enumerate 由 1 開始編號打印</w:t>
+        <w:t>ch013_t15_count_as_you_go：Task 15 Counting as you go – 用 enumerate 由 1 開始編號</w:t>
       </w:r>
     </w:p>
     <w:p>
@@ -3246,7 +3246,7 @@
           <w:b w:val="0"/>
           <w:sz w:val="22"/>
         </w:rPr>
-        <w:t>ch013_t16_mul_lists：zip 兩個 list 打印每對較大值</w:t>
+        <w:t>ch013_t16_mul_lists：Task 16 Multiple lists – 用 zip 配對兩個 list 印較大嗰個</w:t>
       </w:r>
     </w:p>
     <w:p>
@@ -3259,7 +3259,7 @@
           <w:b w:val="0"/>
           <w:sz w:val="22"/>
         </w:rPr>
-        <w:t>ch013_t17_for_else：for/else 遇到 tomato 就 break</w:t>
+        <w:t>ch013_t17_for_else：Task 17 For / else – 示範撞到 tomato 就 break 令 else 唔執行</w:t>
       </w:r>
     </w:p>
     <w:p>
@@ -3272,7 +3272,7 @@
           <w:b w:val="0"/>
           <w:sz w:val="22"/>
         </w:rPr>
-        <w:t>ch013_t18_change_it_up：for/else 唔 break 行晒成個迴圈</w:t>
+        <w:t>ch013_t18_change_it_up：Task 18 Change it up – 攞走 break 等 else 有得執行</w:t>
       </w:r>
     </w:p>
     <w:p>
@@ -3285,7 +3285,7 @@
           <w:b w:val="0"/>
           <w:sz w:val="22"/>
         </w:rPr>
-        <w:t>ch013_t19_create_yr_own：自由發揮細迴圈打印 0 到 2 加 End</w:t>
+        <w:t>ch013_t19_create_yr_own：Task 19 Create your own – 印 0、1、2 同 "End" 收工</w:t>
       </w:r>
     </w:p>
     <w:sectPr>

--- a/Lab13_summary.docx
+++ b/Lab13_summary.docx
@@ -21,7 +21,7 @@
           <w:b w:val="0"/>
           <w:sz w:val="22"/>
         </w:rPr>
-        <w:t>今次 Lab 係跟 Codecademy「Loops」嚟做，主題係迴圈，用 Python 3.6 嚟練。學習目標主要係兩個：第一，搞掂 Strings 同 List 呢兩種資料型別嘅概念同操作；第二，掌握基本程式結構入面嘅迴圈（repetition structures）。本地測試方面，pytest tests/lab13 全部 23 個 test 都 passed，表現乾淨利落。</w:t>
+        <w:t>今次 Lab 係跟 Codecademy「Loops」嚟做，主題係迴圈，用 Python 3.6 嚟練。學習目標主要係兩個：第一，搞掂 Strings 同 List 呢兩種資料型別嘅概念同操作；第二，掌握基本程式結構入面嘅迴圈（repetition structures）。今次係以題目紙為準重新核對咗全部 19 個答案檔，改咗 Task 10 同 Task 19 兩個，其餘 17 個本來已經啱紙，冇郁過。本地測試方面，pytest tests/lab13 係 23 passed、0 failed，表現乾淨利落。</w:t>
       </w:r>
     </w:p>
     <w:p>
@@ -45,7 +45,7 @@
           <w:b w:val="0"/>
           <w:sz w:val="22"/>
         </w:rPr>
-        <w:t>19 個答案檔全部通過本地 pytest 同評分 API，冇一個要返工，交得。</w:t>
+        <w:t>以題目紙為準，19 個答案檔而家全部符合題目紙要求，其中 Task 10 同 Task 19 按題目紙改咗，其餘 17 個冇郁。</w:t>
       </w:r>
     </w:p>
     <w:p>
@@ -58,7 +58,7 @@
           <w:b w:val="0"/>
           <w:sz w:val="22"/>
         </w:rPr>
-        <w:t>有兩個 task 嘅寫法同題目紙唔完全一致：Task 10 漏咗用 hobby 變量，Task 19 冇寫到 else 分支，不過兩個嘅 unit test 都只驗輸出，所以照過 test。</w:t>
+        <w:t>兩個改咗嘅檔本地 test 照過，評分 API 回覆「Repeated Successful Test.」，即係之前已經交過，改動跟今次總 commit 一齊 push。</w:t>
       </w:r>
     </w:p>
     <w:p>
@@ -77,7 +77,7 @@
           <w:b w:val="0"/>
           <w:sz w:val="22"/>
         </w:rPr>
-        <w:t>本地跑 pytest tests/lab13 全部 23 passed，而 Lab09 同 Lab13 一齊跑合共 37 passed。19 個答案檔已經用 auto_grader.py 逐個提交到評分 API，全部回覆「Test Success and saved the result.」，Lab09 同 Lab13 合共 32 個。所有改動已經 commit 並 push 上 GitHub，搞掂晒。</w:t>
+        <w:t>本地跑 pytest tests/lab13 係 23 passed、0 failed，乾淨利落；Lab09 同 Lab13 一齊跑合共 36 passed、1 failed，唯一 fail 係 Lab09 嘅 Task 9，因為跟足題目紙逐項 print 中間值而同 unit test 預期輸出唔夾，係刻意接受嘅，box 同 PC venv 結果一樣。auto_grader 方面，ch013_t10_for_yr_hobbies.py 同 ch013_t19_create_yr_own.py 本地 test 都過，評分 API 都回覆 HTTP 200「Repeated Successful Test.」，即係之前已經成功提交過，auto_grader 唔會再自動 commit，兩個改動跟今次總 commit 一齊 push。其餘 17 個答案檔早前已經逐個提交，評分 API 回覆「Test Success and saved the result.」。</w:t>
       </w:r>
     </w:p>
     <w:p>
@@ -1488,7 +1488,7 @@
           <w:b w:val="0"/>
           <w:sz w:val="22"/>
         </w:rPr>
-        <w:t>答案：用 for 迴圈問用家三次興趣，逐個加入 hobbies 個 list，最後印出成個 list。</w:t>
+        <w:t>答案：用 for 迴圈問用家三次興趣，每次先將 input 存入 hobby 變量再 append 落 hobbies，最後印出成個 list。</w:t>
       </w:r>
     </w:p>
     <w:p>
@@ -1554,7 +1554,18 @@
           <w:b w:val="0"/>
           <w:sz w:val="18"/>
         </w:rPr>
-        <w:t xml:space="preserve">    hobbies.append(input("Enter a hobby: "))</w:t>
+        <w:t xml:space="preserve">    hobby = input("Enter a hobby: ")</w:t>
+      </w:r>
+    </w:p>
+    <w:p>
+      <w:pPr/>
+      <w:r>
+        <w:rPr>
+          <w:rFonts w:ascii="Consolas" w:hAnsi="Consolas" w:eastAsia="Consolas"/>
+          <w:b w:val="0"/>
+          <w:sz w:val="18"/>
+        </w:rPr>
+        <w:t xml:space="preserve">    hobbies.append(hobby)</w:t>
       </w:r>
     </w:p>
     <w:p>
@@ -1611,7 +1622,7 @@
           <w:b w:val="0"/>
           <w:sz w:val="22"/>
         </w:rPr>
-        <w:t>Instructions 指明要將每次 prompt 嘅結果 save 落 hobby 變量，再 append 每個去 hobbies，最後 print hobbies；答案做到問三次、append 三次同 print，但跳過咗 hobby 變量呢步。</w:t>
+        <w:t>Instructions 指明要將每次 prompt 嘅結果 save 落 hobby 變量，再 append 每個去 hobbies，最後 print hobbies；答案而家用 hobby = input(...) 再 hobbies.append(hobby)，逐項跟足題目紙。</w:t>
       </w:r>
     </w:p>
     <w:p>
@@ -1624,7 +1635,7 @@
           <w:b w:val="0"/>
           <w:sz w:val="22"/>
         </w:rPr>
-        <w:t>unit test 用 mock input（swimming、running、football）嚟驗最後印出嘅 list 係 ['swimming', 'running', 'football']，答案過到 test，但寫法同題目紙唔完全一致。</w:t>
+        <w:t>unit test 用 mock input（swimming、running、football）嚟驗最後印出嘅 list 係 ['swimming', 'running', 'football']，答案過到。</w:t>
       </w:r>
     </w:p>
     <w:p>
@@ -2960,7 +2971,7 @@
           <w:b w:val="0"/>
           <w:sz w:val="22"/>
         </w:rPr>
-        <w:t>答案：寫咗個簡單 for 迴圈印 0、1、2，之後印 "End"。</w:t>
+        <w:t>答案：寫咗個真正嘅 for/else 語句，for 印 0、1、2，else 分支印 "End"。</w:t>
       </w:r>
     </w:p>
     <w:p>
@@ -2993,7 +3004,18 @@
           <w:b w:val="0"/>
           <w:sz w:val="18"/>
         </w:rPr>
-        <w:t>print("End")</w:t>
+        <w:t>else:</w:t>
+      </w:r>
+    </w:p>
+    <w:p>
+      <w:pPr/>
+      <w:r>
+        <w:rPr>
+          <w:rFonts w:ascii="Consolas" w:hAnsi="Consolas" w:eastAsia="Consolas"/>
+          <w:b w:val="0"/>
+          <w:sz w:val="18"/>
+        </w:rPr>
+        <w:t xml:space="preserve">    print("End")</w:t>
       </w:r>
     </w:p>
     <w:p>
@@ -3017,7 +3039,7 @@
           <w:b w:val="0"/>
           <w:sz w:val="22"/>
         </w:rPr>
-        <w:t>Instructions 指明要 build 一個 for/else statement，else 執行與否可以揀，但個結構要有 else；答案得 for 加 print，冇 else 分支。</w:t>
+        <w:t>Instructions 要求 build 一個 for/else statement，輸出要係 0、1、2、End；答案而家係 for 配 else: print("End")，結構同輸出都跟足題目紙。</w:t>
       </w:r>
     </w:p>
     <w:p>
@@ -3030,7 +3052,7 @@
           <w:b w:val="0"/>
           <w:sz w:val="22"/>
         </w:rPr>
-        <w:t>unit test 只驗 console output 係 0、1、2、"End" 四行，答案過到 test，但同題目紙要求嘅寫法唔一致。</w:t>
+        <w:t>unit test 驗 console output 係 0、1、2、"End" 四行，答案過到。</w:t>
       </w:r>
     </w:p>
     <w:p>
@@ -3168,7 +3190,7 @@
           <w:b w:val="0"/>
           <w:sz w:val="22"/>
         </w:rPr>
-        <w:t>ch013_t10_for_yr_hobbies：Task 10 For your hobbies – 問三次興趣加入 hobbies list</w:t>
+        <w:t>ch013_t10_for_yr_hobbies：Task 10 For your hobbies – 每次 input 先存入 hobby 變量再加入 hobbies list</w:t>
       </w:r>
     </w:p>
     <w:p>
@@ -3285,7 +3307,7 @@
           <w:b w:val="0"/>
           <w:sz w:val="22"/>
         </w:rPr>
-        <w:t>ch013_t19_create_yr_own：Task 19 Create your own – 印 0、1、2 同 "End" 收工</w:t>
+        <w:t>ch013_t19_create_yr_own：Task 19 Create your own – 用真正嘅 for/else 印 0、1、2 同 "End" 收工</w:t>
       </w:r>
     </w:p>
     <w:sectPr>
